--- a/Производственная практика C++/Docs/Фамилия Оценка.docx
+++ b/Производственная практика C++/Docs/Фамилия Оценка.docx
@@ -51,6 +51,7 @@
         <w:rPr>
           <w:rFonts w:ascii="Times New Roman" w:eastAsia="Times New Roman" w:hAnsi="Times New Roman" w:cs="Times New Roman"/>
           <w:b/>
+          <w:color w:val="EE0000"/>
           <w:sz w:val="24"/>
           <w:szCs w:val="24"/>
           <w:highlight w:val="yellow"/>
@@ -61,6 +62,7 @@
         <w:rPr>
           <w:rFonts w:ascii="Times New Roman" w:eastAsia="Times New Roman" w:hAnsi="Times New Roman" w:cs="Times New Roman"/>
           <w:b/>
+          <w:color w:val="EE0000"/>
           <w:sz w:val="24"/>
           <w:szCs w:val="24"/>
           <w:highlight w:val="yellow"/>
@@ -127,6 +129,7 @@
         <w:ind w:left="-426"/>
         <w:rPr>
           <w:rFonts w:ascii="Times New Roman" w:eastAsia="Times New Roman" w:hAnsi="Times New Roman" w:cs="Times New Roman"/>
+          <w:color w:val="EE0000"/>
           <w:sz w:val="24"/>
           <w:szCs w:val="24"/>
           <w:u w:val="single"/>
@@ -135,8 +138,10 @@
       <w:r>
         <w:rPr>
           <w:rFonts w:ascii="Times New Roman" w:eastAsia="Times New Roman" w:hAnsi="Times New Roman" w:cs="Times New Roman"/>
+          <w:color w:val="EE0000"/>
           <w:sz w:val="24"/>
           <w:szCs w:val="24"/>
+          <w:highlight w:val="yellow"/>
           <w:u w:val="single"/>
         </w:rPr>
         <w:t>Институт вычислительной математики и информационных технологий</w:t>
@@ -146,6 +151,9 @@
       <w:pPr>
         <w:pStyle w:val="1"/>
         <w:ind w:left="-426"/>
+        <w:rPr>
+          <w:color w:val="EE0000"/>
+        </w:rPr>
       </w:pPr>
       <w:r>
         <w:rPr>
@@ -153,13 +161,24 @@
           <w:sz w:val="24"/>
           <w:szCs w:val="24"/>
         </w:rPr>
-        <w:t xml:space="preserve">Направление подготовки </w:t>
+        <w:t>Направление подготовки</w:t>
       </w:r>
       <w:r>
         <w:rPr>
           <w:rFonts w:ascii="Times New Roman" w:eastAsia="Times New Roman" w:hAnsi="Times New Roman" w:cs="Times New Roman"/>
+          <w:color w:val="EE0000"/>
           <w:sz w:val="24"/>
           <w:szCs w:val="24"/>
+        </w:rPr>
+        <w:t xml:space="preserve"> </w:t>
+      </w:r>
+      <w:r>
+        <w:rPr>
+          <w:rFonts w:ascii="Times New Roman" w:eastAsia="Times New Roman" w:hAnsi="Times New Roman" w:cs="Times New Roman"/>
+          <w:color w:val="EE0000"/>
+          <w:sz w:val="24"/>
+          <w:szCs w:val="24"/>
+          <w:highlight w:val="yellow"/>
           <w:u w:val="single"/>
         </w:rPr>
         <w:t>01.03.04 Прикладная математика</w:t>
@@ -169,6 +188,9 @@
       <w:pPr>
         <w:pStyle w:val="1"/>
         <w:ind w:left="-426"/>
+        <w:rPr>
+          <w:color w:val="EE0000"/>
+        </w:rPr>
       </w:pPr>
       <w:r>
         <w:rPr>
@@ -185,7 +207,18 @@
           <w:szCs w:val="24"/>
           <w:u w:val="single"/>
         </w:rPr>
-        <w:t xml:space="preserve"> Прикладная математика</w:t>
+        <w:t xml:space="preserve"> </w:t>
+      </w:r>
+      <w:r>
+        <w:rPr>
+          <w:rFonts w:ascii="Times New Roman" w:eastAsia="Times New Roman" w:hAnsi="Times New Roman" w:cs="Times New Roman"/>
+          <w:color w:val="EE0000"/>
+          <w:sz w:val="24"/>
+          <w:szCs w:val="24"/>
+          <w:highlight w:val="yellow"/>
+          <w:u w:val="single"/>
+        </w:rPr>
+        <w:t>Прикладная математика</w:t>
       </w:r>
     </w:p>
     <w:p>
@@ -194,6 +227,7 @@
         <w:ind w:left="-426"/>
         <w:rPr>
           <w:rFonts w:ascii="Times New Roman" w:eastAsia="Times New Roman" w:hAnsi="Times New Roman" w:cs="Times New Roman"/>
+          <w:color w:val="EE0000"/>
           <w:sz w:val="24"/>
           <w:szCs w:val="24"/>
         </w:rPr>
@@ -210,6 +244,7 @@
       <w:r>
         <w:rPr>
           <w:rFonts w:ascii="Times New Roman" w:eastAsia="Times New Roman" w:hAnsi="Times New Roman" w:cs="Times New Roman"/>
+          <w:color w:val="EE0000"/>
           <w:sz w:val="24"/>
           <w:szCs w:val="24"/>
           <w:highlight w:val="yellow"/>
@@ -219,6 +254,7 @@
       <w:r>
         <w:rPr>
           <w:rFonts w:ascii="Times New Roman" w:eastAsia="Times New Roman" w:hAnsi="Times New Roman" w:cs="Times New Roman"/>
+          <w:color w:val="EE0000"/>
           <w:sz w:val="24"/>
           <w:szCs w:val="24"/>
           <w:highlight w:val="yellow"/>
@@ -228,6 +264,7 @@
       <w:r>
         <w:rPr>
           <w:rFonts w:ascii="Times New Roman" w:eastAsia="Times New Roman" w:hAnsi="Times New Roman" w:cs="Times New Roman"/>
+          <w:color w:val="EE0000"/>
           <w:sz w:val="24"/>
           <w:szCs w:val="24"/>
           <w:highlight w:val="yellow"/>
